--- a/az/wisdom-stories/honey-or-dry-bread.docx
+++ b/az/wisdom-stories/honey-or-dry-bread.docx
@@ -7,7 +7,7 @@
         <w:pStyle w:val="Title"/>
       </w:pPr>
       <w:r>
-        <w:t>Bal ya quru çörək</w:t>
+        <w:t>Bal, yoxsa quru çörək?</w:t>
       </w:r>
     </w:p>
     <w:p>
